--- a/lab3/Lab3_CristianBruma_FAF242.docx
+++ b/lab3/Lab3_CristianBruma_FAF242.docx
@@ -443,27 +443,7 @@
           <w:szCs w:val="28"/>
           <w:lang w:val="en-GB" w:bidi="th-TH"/>
         </w:rPr>
-        <w:t>Rei</w:t>
-      </w:r>
-      <w:r>
-        <w:rPr>
-          <w:b/>
-          <w:bCs/>
-          <w:sz w:val="28"/>
-          <w:szCs w:val="28"/>
-          <w:lang w:val="en-GB" w:bidi="th-TH"/>
-        </w:rPr>
-        <w:t>țman Patricia</w:t>
-      </w:r>
-      <w:r>
-        <w:rPr>
-          <w:b/>
-          <w:bCs/>
-          <w:sz w:val="28"/>
-          <w:szCs w:val="28"/>
-          <w:lang w:val="en-GB" w:bidi="th-TH"/>
-        </w:rPr>
-        <w:t xml:space="preserve">, </w:t>
+        <w:t xml:space="preserve">Reițman Patricia, </w:t>
       </w:r>
       <w:r>
         <w:rPr>
@@ -644,27 +624,7 @@
           <w:szCs w:val="28"/>
           <w:lang w:val="en-GB" w:bidi="th-TH"/>
         </w:rPr>
-        <w:t>Chișin</w:t>
-      </w:r>
-      <w:r>
-        <w:rPr>
-          <w:b/>
-          <w:bCs/>
-          <w:sz w:val="28"/>
-          <w:szCs w:val="28"/>
-          <w:lang w:val="en-GB" w:bidi="th-TH"/>
-        </w:rPr>
-        <w:t>ă</w:t>
-      </w:r>
-      <w:r>
-        <w:rPr>
-          <w:b/>
-          <w:bCs/>
-          <w:sz w:val="28"/>
-          <w:szCs w:val="28"/>
-          <w:lang w:val="en-GB" w:bidi="th-TH"/>
-        </w:rPr>
-        <w:t xml:space="preserve">u – 2026 </w:t>
+        <w:t xml:space="preserve">Chișinău – 2026 </w:t>
       </w:r>
     </w:p>
     <w:p>
@@ -696,6 +656,7 @@
           <w:r>
             <w:rPr>
               <w:rStyle w:val="IndexLink"/>
+              <w:vanish w:val="false"/>
               <w:webHidden/>
             </w:rPr>
             <w:instrText xml:space="preserve"> TOC \z \o "1-2" \u \h</w:instrText>
@@ -703,6 +664,7 @@
           <w:r>
             <w:rPr>
               <w:rStyle w:val="IndexLink"/>
+              <w:vanish w:val="false"/>
               <w:webHidden/>
             </w:rPr>
             <w:fldChar w:fldCharType="separate"/>
@@ -710,8 +672,16 @@
           <w:hyperlink w:anchor="_Toc900000">
             <w:r>
               <w:rPr>
+                <w:rStyle w:val="IndexLink"/>
+                <w:vanish w:val="false"/>
                 <w:webHidden/>
               </w:rPr>
+              <w:t>1 AIM OF THE WORK</w:t>
+            </w:r>
+            <w:r>
+              <w:rPr>
+                <w:webHidden/>
+              </w:rPr>
               <w:fldChar w:fldCharType="begin"/>
             </w:r>
             <w:r>
@@ -729,9 +699,8 @@
             <w:r>
               <w:rPr>
                 <w:rStyle w:val="IndexLink"/>
-                <w:webHidden/>
-              </w:rPr>
-              <w:t>1 AIM OF THE WORK</w:t>
+                <w:vanish w:val="false"/>
+              </w:rPr>
               <w:tab/>
               <w:t>3</w:t>
             </w:r>
@@ -770,6 +739,7 @@
             <w:r>
               <w:rPr>
                 <w:rStyle w:val="IndexLink"/>
+                <w:vanish w:val="false"/>
                 <w:webHidden/>
               </w:rPr>
               <w:t>1.1 Purpose of practical work</w:t>
@@ -811,6 +781,7 @@
             <w:r>
               <w:rPr>
                 <w:rStyle w:val="IndexLink"/>
+                <w:vanish w:val="false"/>
                 <w:webHidden/>
               </w:rPr>
               <w:t>1.2 Problem statement</w:t>
@@ -852,6 +823,7 @@
             <w:r>
               <w:rPr>
                 <w:rStyle w:val="IndexLink"/>
+                <w:vanish w:val="false"/>
                 <w:webHidden/>
               </w:rPr>
               <w:t>2 THEORETICAL BACKGROUND</w:t>
@@ -893,6 +865,7 @@
             <w:r>
               <w:rPr>
                 <w:rStyle w:val="IndexLink"/>
+                <w:vanish w:val="false"/>
                 <w:webHidden/>
               </w:rPr>
               <w:t>2.1 Shell, built-in and external commands</w:t>
@@ -934,6 +907,7 @@
             <w:r>
               <w:rPr>
                 <w:rStyle w:val="IndexLink"/>
+                <w:vanish w:val="false"/>
                 <w:webHidden/>
               </w:rPr>
               <w:t>2.2 Shell expansions and quoting</w:t>
@@ -975,6 +949,7 @@
             <w:r>
               <w:rPr>
                 <w:rStyle w:val="IndexLink"/>
+                <w:vanish w:val="false"/>
                 <w:webHidden/>
               </w:rPr>
               <w:t>2.3 Redirection and command chaining</w:t>
@@ -1016,6 +991,7 @@
             <w:r>
               <w:rPr>
                 <w:rStyle w:val="IndexLink"/>
+                <w:vanish w:val="false"/>
                 <w:webHidden/>
               </w:rPr>
               <w:t>2.4 Pipes and text filters</w:t>
@@ -1057,6 +1033,7 @@
             <w:r>
               <w:rPr>
                 <w:rStyle w:val="IndexLink"/>
+                <w:vanish w:val="false"/>
                 <w:webHidden/>
               </w:rPr>
               <w:t>2.5 Shell scripts</w:t>
@@ -1098,6 +1075,7 @@
             <w:r>
               <w:rPr>
                 <w:rStyle w:val="IndexLink"/>
+                <w:vanish w:val="false"/>
                 <w:webHidden/>
               </w:rPr>
               <w:t>3 DESCRIPTION OF EXERCISES</w:t>
@@ -1139,6 +1117,7 @@
             <w:r>
               <w:rPr>
                 <w:rStyle w:val="IndexLink"/>
+                <w:vanish w:val="false"/>
                 <w:webHidden/>
               </w:rPr>
               <w:t>3.1 Exercise 1: Move fast, find help</w:t>
@@ -1180,6 +1159,7 @@
             <w:r>
               <w:rPr>
                 <w:rStyle w:val="IndexLink"/>
+                <w:vanish w:val="false"/>
                 <w:webHidden/>
               </w:rPr>
               <w:t>3.2 Exercise 2: What the shell does to a command line</w:t>
@@ -1221,6 +1201,7 @@
             <w:r>
               <w:rPr>
                 <w:rStyle w:val="IndexLink"/>
+                <w:vanish w:val="false"/>
                 <w:webHidden/>
               </w:rPr>
               <w:t>3.3 Exercise 3: Redirection, chaining and jobs</w:t>
@@ -1262,6 +1243,7 @@
             <w:r>
               <w:rPr>
                 <w:rStyle w:val="IndexLink"/>
+                <w:vanish w:val="false"/>
                 <w:webHidden/>
               </w:rPr>
               <w:t>3.4 Exercise 4: Answer questions with one-liners</w:t>
@@ -1303,6 +1285,7 @@
             <w:r>
               <w:rPr>
                 <w:rStyle w:val="IndexLink"/>
+                <w:vanish w:val="false"/>
                 <w:webHidden/>
               </w:rPr>
               <w:t>3.5 Exercise 5: The first shell script</w:t>
@@ -1344,6 +1327,7 @@
             <w:r>
               <w:rPr>
                 <w:rStyle w:val="IndexLink"/>
+                <w:vanish w:val="false"/>
                 <w:webHidden/>
               </w:rPr>
               <w:t>CONCLUSION</w:t>
@@ -1385,6 +1369,7 @@
             <w:r>
               <w:rPr>
                 <w:rStyle w:val="IndexLink"/>
+                <w:vanish w:val="false"/>
                 <w:webHidden/>
               </w:rPr>
               <w:t>REFERENCES</w:t>
@@ -1401,6 +1386,7 @@
           <w:r>
             <w:rPr>
               <w:rStyle w:val="IndexLink"/>
+              <w:vanish w:val="false"/>
             </w:rPr>
             <w:fldChar w:fldCharType="end"/>
           </w:r>
@@ -3100,31 +3086,7 @@
       </w:r>
       <w:r>
         <w:rPr/>
-        <w:t xml:space="preserve"> must be a built-in, because it changes the working directory of the shell itself. In addition, the file </w:t>
-      </w:r>
-      <w:r>
-        <w:rPr>
-          <w:rFonts w:eastAsia="Courier New" w:cs="Courier New" w:ascii="Courier New" w:hAnsi="Courier New"/>
-          <w:b w:val="false"/>
-          <w:sz w:val="20"/>
-        </w:rPr>
-        <w:t>note.txt</w:t>
-      </w:r>
-      <w:r>
-        <w:rPr/>
-        <w:t xml:space="preserve"> is owned by the user that created it, </w:t>
-      </w:r>
-      <w:r>
-        <w:rPr>
-          <w:rFonts w:eastAsia="Courier New" w:cs="Courier New" w:ascii="Courier New" w:hAnsi="Courier New"/>
-          <w:b w:val="false"/>
-          <w:sz w:val="20"/>
-        </w:rPr>
-        <w:t>vboxuser</w:t>
-      </w:r>
-      <w:r>
-        <w:rPr/>
-        <w:t>, and the group of the file has the same name, since by default a new file receives the primary group of its creator, which is a private group created for each user.</w:t>
+        <w:t xml:space="preserve"> must be a built-in, because it changes the working directory of the shell itself.</w:t>
       </w:r>
     </w:p>
     <w:p>
@@ -8681,6 +8643,7 @@
     <w:rsid w:val="00481d17"/>
     <w:pPr>
       <w:widowControl/>
+      <w:suppressAutoHyphens w:val="true"/>
       <w:bidi w:val="0"/>
       <w:spacing w:lineRule="auto" w:line="360" w:before="0" w:after="160"/>
       <w:ind w:firstLine="720"/>
@@ -8835,12 +8798,13 @@
     <w:rsid w:val="004654f1"/>
     <w:pPr>
       <w:widowControl/>
+      <w:suppressAutoHyphens w:val="true"/>
       <w:bidi w:val="0"/>
       <w:spacing w:lineRule="auto" w:line="240" w:before="0" w:after="0"/>
       <w:jc w:val="start"/>
     </w:pPr>
     <w:rPr>
-      <w:rFonts w:ascii="Times New Roman" w:hAnsi="Times New Roman" w:cs="Times New Roman" w:eastAsia="Calibri"/>
+      <w:rFonts w:ascii="Times New Roman" w:hAnsi="Times New Roman" w:eastAsia="Calibri" w:cs="Times New Roman"/>
       <w:color w:val="000000"/>
       <w:kern w:val="0"/>
       <w:sz w:val="24"/>
